--- a/docao5/Reflexoes_2013_posts_content.docx
+++ b/docao5/Reflexoes_2013_posts_content.docx
@@ -12,9 +12,6 @@
       </w:r>
     </w:p>
     <w:p>
-      <w:r>
-        <w:t xml:space="preserve">URL: </w:t>
-      </w:r>
       <w:hyperlink r:id="rId9">
         <w:r>
           <w:t>http://www.reflexoesdofilosofo.blog.br/2013/12/poeira-social.html</w:t>
@@ -79,9 +76,6 @@
       </w:r>
     </w:p>
     <w:p>
-      <w:r>
-        <w:t xml:space="preserve">URL: </w:t>
-      </w:r>
       <w:hyperlink r:id="rId10">
         <w:r>
           <w:t>http://www.reflexoesdofilosofo.blog.br/2013/12/legumes-e-verduras-o-padrao-de-consumo.html</w:t>
@@ -133,9 +127,6 @@
       </w:r>
     </w:p>
     <w:p>
-      <w:r>
-        <w:t xml:space="preserve">URL: </w:t>
-      </w:r>
       <w:hyperlink r:id="rId11">
         <w:r>
           <w:t>http://www.reflexoesdofilosofo.blog.br/2013/12/possibilidade-possibilidade-reside.html</w:t>
@@ -213,9 +204,6 @@
       </w:r>
     </w:p>
     <w:p>
-      <w:r>
-        <w:t xml:space="preserve">URL: </w:t>
-      </w:r>
       <w:hyperlink r:id="rId12">
         <w:r>
           <w:t>http://www.reflexoesdofilosofo.blog.br/2013/12/estrutura-existe-uma-estrutura-racional.html</w:t>
@@ -272,9 +260,6 @@
       </w:r>
     </w:p>
     <w:p>
-      <w:r>
-        <w:t xml:space="preserve">URL: </w:t>
-      </w:r>
       <w:hyperlink r:id="rId13">
         <w:r>
           <w:t>http://www.reflexoesdofilosofo.blog.br/2013/11/fase-essa-reflexao-nao-e-muito.html</w:t>
@@ -332,9 +317,6 @@
       </w:r>
     </w:p>
     <w:p>
-      <w:r>
-        <w:t xml:space="preserve">URL: </w:t>
-      </w:r>
       <w:hyperlink r:id="rId14">
         <w:r>
           <w:t>http://www.reflexoesdofilosofo.blog.br/2013/11/historia-estamos-presos-na-historia.html</w:t>
@@ -388,9 +370,6 @@
       </w:r>
     </w:p>
     <w:p>
-      <w:r>
-        <w:t xml:space="preserve">URL: </w:t>
-      </w:r>
       <w:hyperlink r:id="rId15">
         <w:r>
           <w:t>http://www.reflexoesdofilosofo.blog.br/2013/11/liberdade-liberdade-liberdade.html</w:t>
